--- a/zaini_case_audit_output/outputs/word/documents/102_ضبط جلسة رقم 27 يوم 20-09-1444 هـ للقضية رقم 42824717.docx
+++ b/zaini_case_audit_output/outputs/word/documents/102_ضبط جلسة رقم 27 يوم 20-09-1444 هـ للقضية رقم 42824717.docx
@@ -70,15 +70,22 @@
     <w:p/>
     <w:p>
       <w:pPr>
+        <w:pStyle w:val="Heading2"/>
         <w:jc w:val="right"/>
         <w:bidi/>
       </w:pPr>
       <w:r>
-        <w:rPr>
-          <w:b w:val="0"/>
-          <w:i w:val="0"/>
-        </w:rPr>
-        <w:t>[صفحة 1]</w:t>
+        <w:t>صفحة 1</w:t>
+      </w:r>
+    </w:p>
+    <w:p>
+      <w:pPr>
+        <w:pStyle w:val="Heading2"/>
+        <w:jc w:val="right"/>
+        <w:bidi/>
+      </w:pPr>
+      <w:r>
+        <w:t>[نص الضبط / الحكم — المتن الفعلي] ===</w:t>
         <w:br/>
         <w:t>2</w:t>
         <w:br/>
@@ -89,8 +96,28 @@
         <w:t>لكا صدية: لكا</w:t>
         <w:br/>
         <w:t>لجو2- 4</w:t>
+      </w:r>
+    </w:p>
+    <w:p>
+      <w:pPr>
+        <w:pStyle w:val="Heading2"/>
+        <w:jc w:val="right"/>
+        <w:bidi/>
+      </w:pPr>
+      <w:r>
+        <w:t>[ترويسة / كليشة وزارة العدل — معلومات رسمية متكررة] ===</w:t>
         <w:br/>
         <w:t>المحكمة التجارية بجدة رقم الصفحة ‎١ ١+‏ م</w:t>
+      </w:r>
+    </w:p>
+    <w:p>
+      <w:pPr>
+        <w:pStyle w:val="Heading2"/>
+        <w:jc w:val="right"/>
+        <w:bidi/>
+      </w:pPr>
+      <w:r>
+        <w:t>[نص الضبط / الحكم — المتن الفعلي] ===</w:t>
         <w:br/>
         <w:t>الدائرة الاولى ‎١‏ رقم القضية: ‏ 15918151107 رقمالجلسة: 5” 02 ل</w:t>
         <w:br/>
@@ -99,16 +126,56 @@
         <w:t>قلدى الدائرة الاولى وبناء على القضية رقم /ا١/ا23587151‏ وتاريخ ‎14/١5/١557‏ ه</w:t>
         <w:br/>
         <w:t>ب ب ب ب ب؟بٍبببءبلبل ل ةيضقلا قارطأ ل</w:t>
+      </w:r>
+    </w:p>
+    <w:p>
+      <w:pPr>
+        <w:pStyle w:val="Heading2"/>
+        <w:jc w:val="right"/>
+        <w:bidi/>
+      </w:pPr>
+      <w:r>
+        <w:t>[بيانات الأطراف: المدعي / المدعى عليه / الحاضرون] ===</w:t>
         <w:br/>
         <w:t>عدنان احمد عباس زيني الهوية الوطنية شف 06ل سعودي المدعي</w:t>
+      </w:r>
+    </w:p>
+    <w:p>
+      <w:pPr>
+        <w:pStyle w:val="Heading2"/>
+        <w:jc w:val="right"/>
+        <w:bidi/>
+      </w:pPr>
+      <w:r>
+        <w:t>[نص الضبط / الحكم — المتن الفعلي] ===</w:t>
         <w:br/>
         <w:t>ليكو ‏١1114.‎ ه8 ةينطولا ةيوهلا يريطملا دعس نب حبار نب يكرت</w:t>
+      </w:r>
+    </w:p>
+    <w:p>
+      <w:pPr>
+        <w:pStyle w:val="Heading2"/>
+        <w:jc w:val="right"/>
+        <w:bidi/>
+      </w:pPr>
+      <w:r>
+        <w:t>[بيانات الأطراف: المدعي / المدعى عليه / الحاضرون] ===</w:t>
         <w:br/>
         <w:t>عاتقة محمديحيى محمدعلي الحرازي الهوية الوطنية لز سعودي مدعى عليه</w:t>
         <w:br/>
         <w:t>اسامة احمد عباس زيني الهوية الوطنية لف ل سعودي مدعى عليه</w:t>
         <w:br/>
         <w:t>الهوية الوطنية ال لاا .11 سعودي حاضر</w:t>
+      </w:r>
+    </w:p>
+    <w:p>
+      <w:pPr>
+        <w:pStyle w:val="Heading2"/>
+        <w:jc w:val="right"/>
+        <w:bidi/>
+      </w:pPr>
+      <w:r>
+        <w:t>[نص الضبط / الحكم — المتن الفعلي] ===</w:t>
         <w:br/>
         <w:t>ىماحم يدوعس .11 سالال لا ةينطولا ةيوهلا يناطحقلا رصان دجام ناطلس</w:t>
         <w:br/>
@@ -127,16 +194,56 @@
         <w:t>ليكو يدوعس ‏١07١‎ ةينطولا ةيوبلا يريطملا دعس نب دوعس رمع</w:t>
         <w:br/>
         <w:t>ىماحم يدوعس ل ةينطولا ةيوهلا يمايلا حلاص بلاط يلع</w:t>
+      </w:r>
+    </w:p>
+    <w:p>
+      <w:pPr>
+        <w:pStyle w:val="Heading2"/>
+        <w:jc w:val="right"/>
+        <w:bidi/>
+      </w:pPr>
+      <w:r>
+        <w:t>[بيانات الأطراف: المدعي / المدعى عليه / الحاضرون] ===</w:t>
         <w:br/>
         <w:t>علي بن مشرف بن مفرح بن راشد الهوية الوطنية فيكف دل سعودي مخامى</w:t>
         <w:br/>
         <w:t>رفيف راشد جزاء الثقفي الهوية الوطنية لس لل سعودي وكيل</w:t>
+      </w:r>
+    </w:p>
+    <w:p>
+      <w:pPr>
+        <w:pStyle w:val="Heading2"/>
+        <w:jc w:val="right"/>
+        <w:bidi/>
+      </w:pPr>
+      <w:r>
+        <w:t>[نص الضبط / الحكم — المتن الفعلي] ===</w:t>
         <w:br/>
         <w:t>للاسشح ‎١‏ تحت الجلسة بح ور ب ا ط!|!|!ط!ط!طجطجطجطجطجطجطجطجطجطجطجطجطبصبجىجىجىجىجىجطجبجبجىجطج|جبجط!طىطج آ آ[آ[1111[1ك1كك</w:t>
         <w:br/>
         <w:t>01 ةينطولا ةيوهلا</w:t>
+      </w:r>
+    </w:p>
+    <w:p>
+      <w:pPr>
+        <w:pStyle w:val="Heading2"/>
+        <w:jc w:val="right"/>
+        <w:bidi/>
+      </w:pPr>
+      <w:r>
+        <w:t>[بيانات الأطراف: المدعي / المدعى عليه / الحاضرون] ===</w:t>
         <w:br/>
         <w:t>عدنان احمد عباس زيني البوية الوطنية شق 0ك السعودية المدعي</w:t>
+      </w:r>
+    </w:p>
+    <w:p>
+      <w:pPr>
+        <w:pStyle w:val="Heading2"/>
+        <w:jc w:val="right"/>
+        <w:bidi/>
+      </w:pPr>
+      <w:r>
+        <w:t>[نص الضبط / الحكم — المتن الفعلي] ===</w:t>
         <w:br/>
         <w:t>ىماحم ةيدوعسلا 0 ةينطولا ةيوهلا ىثراحلا عيار نب فلخ قراط</w:t>
         <w:br/>
@@ -147,25 +254,72 @@
     </w:p>
     <w:p>
       <w:pPr>
+        <w:pStyle w:val="Heading2"/>
         <w:jc w:val="right"/>
         <w:bidi/>
       </w:pPr>
       <w:r>
-        <w:rPr>
-          <w:b w:val="0"/>
-          <w:i w:val="0"/>
-        </w:rPr>
-        <w:t>[صفحة 2]</w:t>
+        <w:t>صفحة 2</w:t>
+      </w:r>
+    </w:p>
+    <w:p>
+      <w:pPr>
+        <w:pStyle w:val="Heading2"/>
+        <w:jc w:val="right"/>
+        <w:bidi/>
+      </w:pPr>
+      <w:r>
+        <w:t>[نص الضبط / الحكم — المتن الفعلي] ===</w:t>
         <w:br/>
         <w:t>لا سي</w:t>
         <w:br/>
         <w:t>ارلا</w:t>
+      </w:r>
+    </w:p>
+    <w:p>
+      <w:pPr>
+        <w:pStyle w:val="Heading2"/>
+        <w:jc w:val="right"/>
+        <w:bidi/>
+      </w:pPr>
+      <w:r>
+        <w:t>[ترويسة / كليشة وزارة العدل — معلومات رسمية متكررة] ===</w:t>
         <w:br/>
         <w:t>المحكمة التجارية بجدة ‎١‏ رقم الصفحة »2 ”</w:t>
+      </w:r>
+    </w:p>
+    <w:p>
+      <w:pPr>
+        <w:pStyle w:val="Heading2"/>
+        <w:jc w:val="right"/>
+        <w:bidi/>
+      </w:pPr>
+      <w:r>
+        <w:t>[نص الضبط / الحكم — المتن الفعلي] ===</w:t>
         <w:br/>
         <w:t>الدائرة الاولى رقم القضية: ‎5740401١‏ رقمالجلسة: ‎١6‏ اف</w:t>
+      </w:r>
+    </w:p>
+    <w:p>
+      <w:pPr>
+        <w:pStyle w:val="Heading2"/>
+        <w:jc w:val="right"/>
+        <w:bidi/>
+      </w:pPr>
+      <w:r>
+        <w:t>[بيانات الأطراف: المدعي / المدعى عليه / الحاضرون] ===</w:t>
         <w:br/>
         <w:t>اسامة احمد عباس زيني الموية الوطنية ا السعودية مد عليه</w:t>
+      </w:r>
+    </w:p>
+    <w:p>
+      <w:pPr>
+        <w:pStyle w:val="Heading2"/>
+        <w:jc w:val="right"/>
+        <w:bidi/>
+      </w:pPr>
+      <w:r>
+        <w:t>[نص الضبط / الحكم — المتن الفعلي] ===</w:t>
         <w:br/>
         <w:t>2003 ةيدوعسلا 000 ةينطولا ةيوهلا يريطملا دعس نب دوعس رمع</w:t>
         <w:br/>
@@ -200,8 +354,28 @@
         <w:t>من قبل موكلي مما اضطرنا إلى الالتجاء إلى فضيلتكم لإللزام المدعى عليه بسداد قيمة الحصص التي استوى</w:t>
         <w:br/>
         <w:t>علها من شركة احمد زيني التجارية. علماً أنه صدر حكم من المحكمة العامة بجدة بصك رقم 3855849</w:t>
+      </w:r>
+    </w:p>
+    <w:p>
+      <w:pPr>
+        <w:pStyle w:val="Heading2"/>
+        <w:jc w:val="right"/>
+        <w:bidi/>
+      </w:pPr>
+      <w:r>
+        <w:t>[ترويسة / كليشة وزارة العدل — معلومات رسمية متكررة] ===</w:t>
         <w:br/>
         <w:t>وتاريخ 1438:/2/10ه يقضي باختصاص القضاء التجاري لنظر هذه الدعوى (مرفق صك حكم الاختصّاض)</w:t>
+      </w:r>
+    </w:p>
+    <w:p>
+      <w:pPr>
+        <w:pStyle w:val="Heading2"/>
+        <w:jc w:val="right"/>
+        <w:bidi/>
+      </w:pPr>
+      <w:r>
+        <w:t>[نص الضبط / الحكم — المتن الفعلي] ===</w:t>
         <w:br/>
         <w:t>)» ذكرنا ان الحصص هي نيسبتها 9090 من راس المال. كما نبلغكم أن النظام لايسمح لنا بإضافة مدعي او</w:t>
         <w:br/>
@@ -216,27 +390,74 @@
     </w:p>
     <w:p>
       <w:pPr>
+        <w:pStyle w:val="Heading2"/>
         <w:jc w:val="right"/>
         <w:bidi/>
       </w:pPr>
       <w:r>
-        <w:rPr>
-          <w:b w:val="0"/>
-          <w:i w:val="0"/>
-        </w:rPr>
-        <w:t>[صفحة 3]</w:t>
+        <w:t>صفحة 3</w:t>
+      </w:r>
+    </w:p>
+    <w:p>
+      <w:pPr>
+        <w:pStyle w:val="Heading2"/>
+        <w:jc w:val="right"/>
+        <w:bidi/>
+      </w:pPr>
+      <w:r>
+        <w:t>[نص الضبط / الحكم — المتن الفعلي] ===</w:t>
         <w:br/>
         <w:t>ةيدوعسلا ةيبرعلا ةعلمتا كاش</w:t>
         <w:br/>
         <w:t>101 ذأدة ضبط</w:t>
+      </w:r>
+    </w:p>
+    <w:p>
+      <w:pPr>
+        <w:pStyle w:val="Heading2"/>
+        <w:jc w:val="right"/>
+        <w:bidi/>
+      </w:pPr>
+      <w:r>
+        <w:t>[ترويسة / كليشة وزارة العدل — معلومات رسمية متكررة] ===</w:t>
         <w:br/>
         <w:t>9ه وزارة العدل</w:t>
+      </w:r>
+    </w:p>
+    <w:p>
+      <w:pPr>
+        <w:pStyle w:val="Heading2"/>
+        <w:jc w:val="right"/>
+        <w:bidi/>
+      </w:pPr>
+      <w:r>
+        <w:t>[نص الضبط / الحكم — المتن الفعلي] ===</w:t>
         <w:br/>
         <w:t>ل 1س</w:t>
         <w:br/>
         <w:t>1 00</w:t>
+      </w:r>
+    </w:p>
+    <w:p>
+      <w:pPr>
+        <w:pStyle w:val="Heading2"/>
+        <w:jc w:val="right"/>
+        <w:bidi/>
+      </w:pPr>
+      <w:r>
+        <w:t>[ترويسة / كليشة وزارة العدل — معلومات رسمية متكررة] ===</w:t>
         <w:br/>
         <w:t>المحكمة التجارية بجدة رقم الصفحة ‎١ ١‏ ا و</w:t>
+      </w:r>
+    </w:p>
+    <w:p>
+      <w:pPr>
+        <w:pStyle w:val="Heading2"/>
+        <w:jc w:val="right"/>
+        <w:bidi/>
+      </w:pPr>
+      <w:r>
+        <w:t>[نص الضبط / الحكم — المتن الفعلي] ===</w:t>
         <w:br/>
         <w:t>الدائرة الاولى رقم القضية: 241478107 رقمالجلسة: ‎٠5‏ سانت لس</w:t>
         <w:br/>
@@ -267,8 +488,28 @@
         <w:t>سلطان ماجد ناصر القحطاني م لتوقيع</w:t>
         <w:br/>
         <w:t>1 7 مسإلا</w:t>
+      </w:r>
+    </w:p>
+    <w:p>
+      <w:pPr>
+        <w:pStyle w:val="Heading2"/>
+        <w:jc w:val="right"/>
+        <w:bidi/>
+      </w:pPr>
+      <w:r>
+        <w:t>[بيانات الأطراف: المدعي / المدعى عليه / الحاضرون] ===</w:t>
         <w:br/>
         <w:t>الصفة عليه التوقي</w:t>
+      </w:r>
+    </w:p>
+    <w:p>
+      <w:pPr>
+        <w:pStyle w:val="Heading2"/>
+        <w:jc w:val="right"/>
+        <w:bidi/>
+      </w:pPr>
+      <w:r>
+        <w:t>[نص الضبط / الحكم — المتن الفعلي] ===</w:t>
         <w:br/>
         <w:t>اسامة احمد عباس زبني هد التوقيع</w:t>
         <w:br/>

--- a/zaini_case_audit_output/outputs/word/documents/102_ضبط جلسة رقم 27 يوم 20-09-1444 هـ للقضية رقم 42824717.docx
+++ b/zaini_case_audit_output/outputs/word/documents/102_ضبط جلسة رقم 27 يوم 20-09-1444 هـ للقضية رقم 42824717.docx
@@ -88,8 +88,28 @@
         <w:t>[نص الضبط / الحكم — المتن الفعلي] ===</w:t>
         <w:br/>
         <w:t>2</w:t>
+      </w:r>
+    </w:p>
+    <w:p>
+      <w:pPr>
+        <w:pStyle w:val="Heading2"/>
+        <w:jc w:val="right"/>
+        <w:bidi/>
+      </w:pPr>
+      <w:r>
+        <w:t>[بيانات الأطراف: المدعي / المدعى عليه / الحاضرون] ===</w:t>
         <w:br/>
-        <w:t>ةيدوعسلا ةيبرعلا ةعدشتا' | ككل</w:t>
+        <w:t>لكك | 'اتشدعة العربية السعودية</w:t>
+      </w:r>
+    </w:p>
+    <w:p>
+      <w:pPr>
+        <w:pStyle w:val="Heading2"/>
+        <w:jc w:val="right"/>
+        <w:bidi/>
+      </w:pPr>
+      <w:r>
+        <w:t>[نص الضبط / الحكم — المتن الفعلي] ===</w:t>
         <w:br/>
         <w:t>5ه وزارة اتعدل ضبط</w:t>
         <w:br/>
@@ -125,7 +145,7 @@
         <w:br/>
         <w:t>قلدى الدائرة الاولى وبناء على القضية رقم /ا١/ا23587151‏ وتاريخ ‎14/١5/١557‏ ه</w:t>
         <w:br/>
-        <w:t>ب ب ب ب ب؟بٍبببءبلبل ل ةيضقلا قارطأ ل</w:t>
+        <w:t>ل أطراق القضية ل لبلبءبببٍب؟ب ب ب ب ب</w:t>
       </w:r>
     </w:p>
     <w:p>
@@ -138,6 +158,26 @@
         <w:t>[بيانات الأطراف: المدعي / المدعى عليه / الحاضرون] ===</w:t>
         <w:br/>
         <w:t>عدنان احمد عباس زيني الهوية الوطنية شف 06ل سعودي المدعي</w:t>
+        <w:br/>
+        <w:t>تركي بن رابح بن سعد المطيري الهوية الوطنية 8ه ‎١1114.‏ وكيل</w:t>
+        <w:br/>
+        <w:t>عاتقة محمديحيى محمدعلي الحرازي الهوية الوطنية لز سعودي مدعى عليه</w:t>
+        <w:br/>
+        <w:t>اسامة احمد عباس زيني الهوية الوطنية لف ل سعودي مدعى عليه</w:t>
+        <w:br/>
+        <w:t>الهوية الوطنية ال لاا .11 سعودي حاضر</w:t>
+        <w:br/>
+        <w:t>سلطان ماجد ناصر القحطاني الهوية الوطنية ال لالاس .11 سعودي محامى</w:t>
+        <w:br/>
+        <w:t>طارق خلف بن رايع الحارثى الهوية الوطنية 0 سعودي محامى</w:t>
+        <w:br/>
+        <w:t>سليمان محمد سليمان السديري البوية الوطنية ‎١.7‏ سعودي محامى</w:t>
+        <w:br/>
+        <w:t>عمر سعود بن سعد المطيري الهوية الوطنية ليل سعودي 2003</w:t>
+        <w:br/>
+        <w:t>عزام فيصل ابراهيم خوج الهوية الوطنية ل كل سعودي محامى</w:t>
+        <w:br/>
+        <w:t>محمد فواز بن منير الثعلي الهوية الوطنية يل سعودي محامى</w:t>
       </w:r>
     </w:p>
     <w:p>
@@ -148,46 +188,6 @@
       </w:pPr>
       <w:r>
         <w:t>[نص الضبط / الحكم — المتن الفعلي] ===</w:t>
-        <w:br/>
-        <w:t>ليكو ‏١1114.‎ ه8 ةينطولا ةيوهلا يريطملا دعس نب حبار نب يكرت</w:t>
-      </w:r>
-    </w:p>
-    <w:p>
-      <w:pPr>
-        <w:pStyle w:val="Heading2"/>
-        <w:jc w:val="right"/>
-        <w:bidi/>
-      </w:pPr>
-      <w:r>
-        <w:t>[بيانات الأطراف: المدعي / المدعى عليه / الحاضرون] ===</w:t>
-        <w:br/>
-        <w:t>عاتقة محمديحيى محمدعلي الحرازي الهوية الوطنية لز سعودي مدعى عليه</w:t>
-        <w:br/>
-        <w:t>اسامة احمد عباس زيني الهوية الوطنية لف ل سعودي مدعى عليه</w:t>
-        <w:br/>
-        <w:t>الهوية الوطنية ال لاا .11 سعودي حاضر</w:t>
-      </w:r>
-    </w:p>
-    <w:p>
-      <w:pPr>
-        <w:pStyle w:val="Heading2"/>
-        <w:jc w:val="right"/>
-        <w:bidi/>
-      </w:pPr>
-      <w:r>
-        <w:t>[نص الضبط / الحكم — المتن الفعلي] ===</w:t>
-        <w:br/>
-        <w:t>ىماحم يدوعس .11 سالال لا ةينطولا ةيوهلا يناطحقلا رصان دجام ناطلس</w:t>
-        <w:br/>
-        <w:t>ىماحم يدوعس 0 ةينطولا ةيوهلا ىثراحلا عيار نب فلخ قراط</w:t>
-        <w:br/>
-        <w:t>ىماحم يدوعس ‏١.7‎ ةينطولا ةيوبلا يريدسلا ناميلس دمحم ناميلس</w:t>
-        <w:br/>
-        <w:t>2003 يدوعس ليل ةينطولا ةيوهلا يريطملا دعس نب دوعس رمع</w:t>
-        <w:br/>
-        <w:t>ىماحم يدوعس لك ل ةينطولا ةيوهلا جوخ ميهاربا لصيف مازع</w:t>
-        <w:br/>
-        <w:t>ىماحم يدوعس لي ةينطولا ةيوهلا يلعثلا رينم نب زاوف دمحم</w:t>
         <w:br/>
         <w:t>ىماحم يدوعس لقتل كح ةينظولا ةيوهلا يباله نب ملاس هللادبع عياش</w:t>
         <w:br/>
@@ -220,8 +220,6 @@
         <w:t>[نص الضبط / الحكم — المتن الفعلي] ===</w:t>
         <w:br/>
         <w:t>للاسشح ‎١‏ تحت الجلسة بح ور ب ا ط!|!|!ط!ط!طجطجطجطجطجطجطجطجطجطجطجطجطبصبجىجىجىجىجىجطجبجبجىجطج|جبجط!طىطج آ آ[آ[1111[1ك1كك</w:t>
-        <w:br/>
-        <w:t>01 ةينطولا ةيوهلا</w:t>
       </w:r>
     </w:p>
     <w:p>
@@ -233,23 +231,15 @@
       <w:r>
         <w:t>[بيانات الأطراف: المدعي / المدعى عليه / الحاضرون] ===</w:t>
         <w:br/>
+        <w:t>الهوية الوطنية 01</w:t>
+        <w:br/>
         <w:t>عدنان احمد عباس زيني البوية الوطنية شق 0ك السعودية المدعي</w:t>
-      </w:r>
-    </w:p>
-    <w:p>
-      <w:pPr>
-        <w:pStyle w:val="Heading2"/>
-        <w:jc w:val="right"/>
-        <w:bidi/>
-      </w:pPr>
-      <w:r>
-        <w:t>[نص الضبط / الحكم — المتن الفعلي] ===</w:t>
         <w:br/>
-        <w:t>ىماحم ةيدوعسلا 0 ةينطولا ةيوهلا ىثراحلا عيار نب فلخ قراط</w:t>
+        <w:t>طارق خلف بن رايع الحارثى الهوية الوطنية 0 السعودية محامى</w:t>
         <w:br/>
-        <w:t>ىماحم ةيدوعسلا ‏١١ ١‎ ةينطولا ةيوبلا يريدسلا ناميلس دمحم ناميلس</w:t>
+        <w:t>سليمان محمد سليمان السديري البوية الوطنية ‎١ ١١‏ السعودية محامى</w:t>
         <w:br/>
-        <w:t>ىماحم ةيدوعسلا ‏1١.‎ الا ول ةينطولا ةيوهلا يناطحقلا رصان دجام ناطلس</w:t>
+        <w:t>سلطان ماجد ناصر القحطاني الهوية الوطنية لو الا ‎1١.‏ السعودية محامى</w:t>
       </w:r>
     </w:p>
     <w:p>
@@ -310,6 +300,8 @@
         <w:t>[بيانات الأطراف: المدعي / المدعى عليه / الحاضرون] ===</w:t>
         <w:br/>
         <w:t>اسامة احمد عباس زيني الموية الوطنية ا السعودية مد عليه</w:t>
+        <w:br/>
+        <w:t>عمر سعود بن سعد المطيري الهوية الوطنية 000 السعودية 2003</w:t>
       </w:r>
     </w:p>
     <w:p>
@@ -320,8 +312,6 @@
       </w:pPr>
       <w:r>
         <w:t>[نص الضبط / الحكم — المتن الفعلي] ===</w:t>
-        <w:br/>
-        <w:t>2003 ةيدوعسلا 000 ةينطولا ةيوهلا يريطملا دعس نب دوعس رمع</w:t>
         <w:br/>
         <w:t>نوج زإلى فضيلتكم دعوانا بالتفصيل الآتي: بتاريخ 26 / 7/ 1434ه صدر حكم من المحكمة العامة بجدة</w:t>
         <w:br/>
@@ -405,9 +395,19 @@
         <w:bidi/>
       </w:pPr>
       <w:r>
+        <w:t>[بيانات الأطراف: المدعي / المدعى عليه / الحاضرون] ===</w:t>
+        <w:br/>
+        <w:t>شاك اتملعة العربية السعودية</w:t>
+      </w:r>
+    </w:p>
+    <w:p>
+      <w:pPr>
+        <w:pStyle w:val="Heading2"/>
+        <w:jc w:val="right"/>
+        <w:bidi/>
+      </w:pPr>
+      <w:r>
         <w:t>[نص الضبط / الحكم — المتن الفعلي] ===</w:t>
-        <w:br/>
-        <w:t>ةيدوعسلا ةيبرعلا ةعلمتا كاش</w:t>
         <w:br/>
         <w:t>101 ذأدة ضبط</w:t>
       </w:r>

--- a/zaini_case_audit_output/outputs/word/documents/102_ضبط جلسة رقم 27 يوم 20-09-1444 هـ للقضية رقم 42824717.docx
+++ b/zaini_case_audit_output/outputs/word/documents/102_ضبط جلسة رقم 27 يوم 20-09-1444 هـ للقضية رقم 42824717.docx
@@ -85,7 +85,7 @@
         <w:bidi/>
       </w:pPr>
       <w:r>
-        <w:t>[نص الضبط / الحكم — المتن الفعلي] ===</w:t>
+        <w:t>[المتن الفعلي: الوقائع / الأسباب / المنطوق] ===</w:t>
         <w:br/>
         <w:t>2</w:t>
       </w:r>
@@ -109,7 +109,7 @@
         <w:bidi/>
       </w:pPr>
       <w:r>
-        <w:t>[نص الضبط / الحكم — المتن الفعلي] ===</w:t>
+        <w:t>[المتن الفعلي: الوقائع / الأسباب / المنطوق] ===</w:t>
         <w:br/>
         <w:t>5ه وزارة اتعدل ضبط</w:t>
         <w:br/>
@@ -125,7 +125,7 @@
         <w:bidi/>
       </w:pPr>
       <w:r>
-        <w:t>[ترويسة / كليشة وزارة العدل — معلومات رسمية متكررة] ===</w:t>
+        <w:t>[ترويسة / كليشة رسمية — معلومات متكررة] ===</w:t>
         <w:br/>
         <w:t>المحكمة التجارية بجدة رقم الصفحة ‎١ ١+‏ م</w:t>
       </w:r>
@@ -137,7 +137,7 @@
         <w:bidi/>
       </w:pPr>
       <w:r>
-        <w:t>[نص الضبط / الحكم — المتن الفعلي] ===</w:t>
+        <w:t>[المتن الفعلي: الوقائع / الأسباب / المنطوق] ===</w:t>
         <w:br/>
         <w:t>الدائرة الاولى ‎١‏ رقم القضية: ‏ 15918151107 رقمالجلسة: 5” 02 ل</w:t>
         <w:br/>
@@ -187,7 +187,7 @@
         <w:bidi/>
       </w:pPr>
       <w:r>
-        <w:t>[نص الضبط / الحكم — المتن الفعلي] ===</w:t>
+        <w:t>[المتن الفعلي: الوقائع / الأسباب / المنطوق] ===</w:t>
         <w:br/>
         <w:t>ىماحم يدوعس لقتل كح ةينظولا ةيوهلا يباله نب ملاس هللادبع عياش</w:t>
         <w:br/>
@@ -217,7 +217,7 @@
         <w:bidi/>
       </w:pPr>
       <w:r>
-        <w:t>[نص الضبط / الحكم — المتن الفعلي] ===</w:t>
+        <w:t>[المتن الفعلي: الوقائع / الأسباب / المنطوق] ===</w:t>
         <w:br/>
         <w:t>للاسشح ‎١‏ تحت الجلسة بح ور ب ا ط!|!|!ط!ط!طجطجطجطجطجطجطجطجطجطجطجطجطبصبجىجىجىجىجىجطجبجبجىجطج|جبجط!طىطج آ آ[آ[1111[1ك1كك</w:t>
       </w:r>
@@ -259,7 +259,7 @@
         <w:bidi/>
       </w:pPr>
       <w:r>
-        <w:t>[نص الضبط / الحكم — المتن الفعلي] ===</w:t>
+        <w:t>[المتن الفعلي: الوقائع / الأسباب / المنطوق] ===</w:t>
         <w:br/>
         <w:t>لا سي</w:t>
         <w:br/>
@@ -273,7 +273,7 @@
         <w:bidi/>
       </w:pPr>
       <w:r>
-        <w:t>[ترويسة / كليشة وزارة العدل — معلومات رسمية متكررة] ===</w:t>
+        <w:t>[ترويسة / كليشة رسمية — معلومات متكررة] ===</w:t>
         <w:br/>
         <w:t>المحكمة التجارية بجدة ‎١‏ رقم الصفحة »2 ”</w:t>
       </w:r>
@@ -285,7 +285,7 @@
         <w:bidi/>
       </w:pPr>
       <w:r>
-        <w:t>[نص الضبط / الحكم — المتن الفعلي] ===</w:t>
+        <w:t>[المتن الفعلي: الوقائع / الأسباب / المنطوق] ===</w:t>
         <w:br/>
         <w:t>الدائرة الاولى رقم القضية: ‎5740401١‏ رقمالجلسة: ‎١6‏ اف</w:t>
       </w:r>
@@ -311,7 +311,7 @@
         <w:bidi/>
       </w:pPr>
       <w:r>
-        <w:t>[نص الضبط / الحكم — المتن الفعلي] ===</w:t>
+        <w:t>[المتن الفعلي: الوقائع / الأسباب / المنطوق] ===</w:t>
         <w:br/>
         <w:t>نوج زإلى فضيلتكم دعوانا بالتفصيل الآتي: بتاريخ 26 / 7/ 1434ه صدر حكم من المحكمة العامة بجدة</w:t>
         <w:br/>
@@ -353,7 +353,7 @@
         <w:bidi/>
       </w:pPr>
       <w:r>
-        <w:t>[ترويسة / كليشة وزارة العدل — معلومات رسمية متكررة] ===</w:t>
+        <w:t>[ترويسة / كليشة رسمية — معلومات متكررة] ===</w:t>
         <w:br/>
         <w:t>وتاريخ 1438:/2/10ه يقضي باختصاص القضاء التجاري لنظر هذه الدعوى (مرفق صك حكم الاختصّاض)</w:t>
       </w:r>
@@ -365,7 +365,7 @@
         <w:bidi/>
       </w:pPr>
       <w:r>
-        <w:t>[نص الضبط / الحكم — المتن الفعلي] ===</w:t>
+        <w:t>[المتن الفعلي: الوقائع / الأسباب / المنطوق] ===</w:t>
         <w:br/>
         <w:t>)» ذكرنا ان الحصص هي نيسبتها 9090 من راس المال. كما نبلغكم أن النظام لايسمح لنا بإضافة مدعي او</w:t>
         <w:br/>
@@ -407,7 +407,7 @@
         <w:bidi/>
       </w:pPr>
       <w:r>
-        <w:t>[نص الضبط / الحكم — المتن الفعلي] ===</w:t>
+        <w:t>[المتن الفعلي: الوقائع / الأسباب / المنطوق] ===</w:t>
         <w:br/>
         <w:t>101 ذأدة ضبط</w:t>
       </w:r>
@@ -419,7 +419,7 @@
         <w:bidi/>
       </w:pPr>
       <w:r>
-        <w:t>[ترويسة / كليشة وزارة العدل — معلومات رسمية متكررة] ===</w:t>
+        <w:t>[ترويسة / كليشة رسمية — معلومات متكررة] ===</w:t>
         <w:br/>
         <w:t>9ه وزارة العدل</w:t>
       </w:r>
@@ -431,7 +431,7 @@
         <w:bidi/>
       </w:pPr>
       <w:r>
-        <w:t>[نص الضبط / الحكم — المتن الفعلي] ===</w:t>
+        <w:t>[المتن الفعلي: الوقائع / الأسباب / المنطوق] ===</w:t>
         <w:br/>
         <w:t>ل 1س</w:t>
         <w:br/>
@@ -445,7 +445,7 @@
         <w:bidi/>
       </w:pPr>
       <w:r>
-        <w:t>[ترويسة / كليشة وزارة العدل — معلومات رسمية متكررة] ===</w:t>
+        <w:t>[ترويسة / كليشة رسمية — معلومات متكررة] ===</w:t>
         <w:br/>
         <w:t>المحكمة التجارية بجدة رقم الصفحة ‎١ ١‏ ا و</w:t>
       </w:r>
@@ -457,7 +457,7 @@
         <w:bidi/>
       </w:pPr>
       <w:r>
-        <w:t>[نص الضبط / الحكم — المتن الفعلي] ===</w:t>
+        <w:t>[المتن الفعلي: الوقائع / الأسباب / المنطوق] ===</w:t>
         <w:br/>
         <w:t>الدائرة الاولى رقم القضية: 241478107 رقمالجلسة: ‎٠5‏ سانت لس</w:t>
         <w:br/>
@@ -509,7 +509,7 @@
         <w:bidi/>
       </w:pPr>
       <w:r>
-        <w:t>[نص الضبط / الحكم — المتن الفعلي] ===</w:t>
+        <w:t>[المتن الفعلي: الوقائع / الأسباب / المنطوق] ===</w:t>
         <w:br/>
         <w:t>اسامة احمد عباس زبني هد التوقيع</w:t>
         <w:br/>

--- a/zaini_case_audit_output/outputs/word/documents/102_ضبط جلسة رقم 27 يوم 20-09-1444 هـ للقضية رقم 42824717.docx
+++ b/zaini_case_audit_output/outputs/word/documents/102_ضبط جلسة رقم 27 يوم 20-09-1444 هـ للقضية رقم 42824717.docx
@@ -178,32 +178,12 @@
         <w:t>عزام فيصل ابراهيم خوج الهوية الوطنية ل كل سعودي محامى</w:t>
         <w:br/>
         <w:t>محمد فواز بن منير الثعلي الهوية الوطنية يل سعودي محامى</w:t>
-      </w:r>
-    </w:p>
-    <w:p>
-      <w:pPr>
-        <w:pStyle w:val="Heading2"/>
-        <w:jc w:val="right"/>
-        <w:bidi/>
-      </w:pPr>
-      <w:r>
-        <w:t>[المتن الفعلي: الوقائع / الأسباب / المنطوق] ===</w:t>
         <w:br/>
-        <w:t>ىماحم يدوعس لقتل كح ةينظولا ةيوهلا يباله نب ملاس هللادبع عياش</w:t>
+        <w:t>شايع عبدالله سالم بن هلابي الهوية الوظنية حك لتقل سعودي محامى</w:t>
         <w:br/>
-        <w:t>ليكو يدوعس ‏١07١‎ ةينطولا ةيوبلا يريطملا دعس نب دوعس رمع</w:t>
+        <w:t>عمر سعود بن سعد المطيري البوية الوطنية ‎١07١‏ سعودي وكيل</w:t>
         <w:br/>
-        <w:t>ىماحم يدوعس ل ةينطولا ةيوهلا يمايلا حلاص بلاط يلع</w:t>
-      </w:r>
-    </w:p>
-    <w:p>
-      <w:pPr>
-        <w:pStyle w:val="Heading2"/>
-        <w:jc w:val="right"/>
-        <w:bidi/>
-      </w:pPr>
-      <w:r>
-        <w:t>[بيانات الأطراف: المدعي / المدعى عليه / الحاضرون] ===</w:t>
+        <w:t>علي طالب صالح اليامي الهوية الوطنية ل سعودي محامى</w:t>
         <w:br/>
         <w:t>علي بن مشرف بن مفرح بن راشد الهوية الوطنية فيكف دل سعودي مخامى</w:t>
         <w:br/>
@@ -261,7 +241,7 @@
       <w:r>
         <w:t>[المتن الفعلي: الوقائع / الأسباب / المنطوق] ===</w:t>
         <w:br/>
-        <w:t>لا سي</w:t>
+        <w:t>يس ال</w:t>
         <w:br/>
         <w:t>ارلا</w:t>
       </w:r>
@@ -460,34 +440,134 @@
         <w:t>[المتن الفعلي: الوقائع / الأسباب / المنطوق] ===</w:t>
         <w:br/>
         <w:t>الدائرة الاولى رقم القضية: 241478107 رقمالجلسة: ‎٠5‏ سانت لس</w:t>
+      </w:r>
+    </w:p>
+    <w:p>
+      <w:pPr>
+        <w:pStyle w:val="Heading2"/>
+        <w:jc w:val="right"/>
+        <w:bidi/>
+      </w:pPr>
+      <w:r>
+        <w:t>[بيانات الأطراف: المدعي / المدعى عليه / الحاضرون] ===</w:t>
         <w:br/>
-        <w:t>عيقوتلا ةفصلا مسإلا</w:t>
+        <w:t>الإسم الصفة التوقيع</w:t>
+      </w:r>
+    </w:p>
+    <w:p>
+      <w:pPr>
+        <w:pStyle w:val="Heading2"/>
+        <w:jc w:val="right"/>
+        <w:bidi/>
+      </w:pPr>
+      <w:r>
+        <w:t>[المتن الفعلي: الوقائع / الأسباب / المنطوق] ===</w:t>
         <w:br/>
-        <w:t>1 7 مسإلا</w:t>
+        <w:t>الإسم 7 1</w:t>
+      </w:r>
+    </w:p>
+    <w:p>
+      <w:pPr>
+        <w:pStyle w:val="Heading2"/>
+        <w:jc w:val="right"/>
+        <w:bidi/>
+      </w:pPr>
+      <w:r>
+        <w:t>[بيانات الأطراف: المدعي / المدعى عليه / الحاضرون] ===</w:t>
         <w:br/>
-        <w:t>يقوتلا دملا ةفصلا</w:t>
+        <w:t>الصفة المد التوقي</w:t>
+      </w:r>
+    </w:p>
+    <w:p>
+      <w:pPr>
+        <w:pStyle w:val="Heading2"/>
+        <w:jc w:val="right"/>
+        <w:bidi/>
+      </w:pPr>
+      <w:r>
+        <w:t>[المتن الفعلي: الوقائع / الأسباب / المنطوق] ===</w:t>
         <w:br/>
         <w:t>عدنان احمد عباس زيني 2 لتوقيع</w:t>
         <w:br/>
-        <w:t>1 8 مسإلا</w:t>
+        <w:t>الإسم 8 1</w:t>
+      </w:r>
+    </w:p>
+    <w:p>
+      <w:pPr>
+        <w:pStyle w:val="Heading2"/>
+        <w:jc w:val="right"/>
+        <w:bidi/>
+      </w:pPr>
+      <w:r>
+        <w:t>[بيانات الأطراف: المدعي / المدعى عليه / الحاضرون] ===</w:t>
         <w:br/>
-        <w:t>يقوتلا احم ةفصلا</w:t>
+        <w:t>الصفة محا التوقي</w:t>
+      </w:r>
+    </w:p>
+    <w:p>
+      <w:pPr>
+        <w:pStyle w:val="Heading2"/>
+        <w:jc w:val="right"/>
+        <w:bidi/>
+      </w:pPr>
+      <w:r>
+        <w:t>[المتن الفعلي: الوقائع / الأسباب / المنطوق] ===</w:t>
         <w:br/>
-        <w:t>عيقوتلا نمل ىثراحلا عيار نب فلخ قراط</w:t>
+        <w:t>طارق خلف بن رايع الحارثى لمن التوقيع</w:t>
         <w:br/>
-        <w:t>1 7 مسإلا</w:t>
+        <w:t>الإسم 7 1</w:t>
+      </w:r>
+    </w:p>
+    <w:p>
+      <w:pPr>
+        <w:pStyle w:val="Heading2"/>
+        <w:jc w:val="right"/>
+        <w:bidi/>
+      </w:pPr>
+      <w:r>
+        <w:t>[بيانات الأطراف: المدعي / المدعى عليه / الحاضرون] ===</w:t>
         <w:br/>
-        <w:t>يقوتلا احم ةفصلا</w:t>
+        <w:t>الصفة محا التوقي</w:t>
+      </w:r>
+    </w:p>
+    <w:p>
+      <w:pPr>
+        <w:pStyle w:val="Heading2"/>
+        <w:jc w:val="right"/>
+        <w:bidi/>
+      </w:pPr>
+      <w:r>
+        <w:t>[المتن الفعلي: الوقائع / الأسباب / المنطوق] ===</w:t>
         <w:br/>
         <w:t>سليمان محمد سليمان السديري 9 لتوقيع</w:t>
         <w:br/>
-        <w:t>1 8 مسإلا</w:t>
+        <w:t>الإسم 8 1</w:t>
+      </w:r>
+    </w:p>
+    <w:p>
+      <w:pPr>
+        <w:pStyle w:val="Heading2"/>
+        <w:jc w:val="right"/>
+        <w:bidi/>
+      </w:pPr>
+      <w:r>
+        <w:t>[بيانات الأطراف: المدعي / المدعى عليه / الحاضرون] ===</w:t>
         <w:br/>
-        <w:t>يقوتلا احم ةفصلا</w:t>
+        <w:t>الصفة محا التوقي</w:t>
+      </w:r>
+    </w:p>
+    <w:p>
+      <w:pPr>
+        <w:pStyle w:val="Heading2"/>
+        <w:jc w:val="right"/>
+        <w:bidi/>
+      </w:pPr>
+      <w:r>
+        <w:t>[المتن الفعلي: الوقائع / الأسباب / المنطوق] ===</w:t>
         <w:br/>
         <w:t>سلطان ماجد ناصر القحطاني م لتوقيع</w:t>
         <w:br/>
-        <w:t>1 7 مسإلا</w:t>
+        <w:t>الإسم 7 1</w:t>
       </w:r>
     </w:p>
     <w:p>
@@ -512,16 +592,46 @@
         <w:t>[المتن الفعلي: الوقائع / الأسباب / المنطوق] ===</w:t>
         <w:br/>
         <w:t>اسامة احمد عباس زبني هد التوقيع</w:t>
+      </w:r>
+    </w:p>
+    <w:p>
+      <w:pPr>
+        <w:pStyle w:val="Heading2"/>
+        <w:jc w:val="right"/>
+        <w:bidi/>
+      </w:pPr>
+      <w:r>
+        <w:t>[بيانات الأطراف: المدعي / المدعى عليه / الحاضرون] ===</w:t>
         <w:br/>
-        <w:t>عيقوتلا 2003 ةفصلا سرا</w:t>
+        <w:t>ارس الصفة 2003 التوقيع</w:t>
+      </w:r>
+    </w:p>
+    <w:p>
+      <w:pPr>
+        <w:pStyle w:val="Heading2"/>
+        <w:jc w:val="right"/>
+        <w:bidi/>
+      </w:pPr>
+      <w:r>
+        <w:t>[المتن الفعلي: الوقائع / الأسباب / المنطوق] ===</w:t>
         <w:br/>
-        <w:t>يريطملا دعس نب دوعس رمع</w:t>
+        <w:t>عمر سعود بن سعد المطيري</w:t>
         <w:br/>
         <w:t>للد قفوقيع أعظاء الدائرة 333333337777777 يطح</w:t>
         <w:br/>
-        <w:t>0 عيقوتلا و</w:t>
+        <w:t>و التوقيع 0</w:t>
+      </w:r>
+    </w:p>
+    <w:p>
+      <w:pPr>
+        <w:pStyle w:val="Heading2"/>
+        <w:jc w:val="right"/>
+        <w:bidi/>
+      </w:pPr>
+      <w:r>
+        <w:t>[المُرسَل إليه / المخاطَب والتحية] ===</w:t>
         <w:br/>
-        <w:t>م ةيئاضقلا ةرئادلا سيئر يرزيوملا مينغ يداهلادبع نيسح</w:t>
+        <w:t>حسين عبدالهادي غنيم المويزري رئيس الدائرة القضائية م</w:t>
       </w:r>
     </w:p>
     <w:sectPr>

--- a/zaini_case_audit_output/outputs/word/documents/102_ضبط جلسة رقم 27 يوم 20-09-1444 هـ للقضية رقم 42824717.docx
+++ b/zaini_case_audit_output/outputs/word/documents/102_ضبط جلسة رقم 27 يوم 20-09-1444 هـ للقضية رقم 42824717.docx
@@ -51,20 +51,6 @@
           <w:i/>
         </w:rPr>
         <w:t>[مخرج آلي / Script Output - سماوي]  [مخرج آلي يحتاج مراجعة بشرية - وردي]</w:t>
-      </w:r>
-    </w:p>
-    <w:p>
-      <w:pPr>
-        <w:jc w:val="right"/>
-        <w:bidi/>
-      </w:pPr>
-      <w:r>
-        <w:rPr>
-          <w:b w:val="0"/>
-          <w:i/>
-          <w:color w:val="C00000"/>
-        </w:rPr>
-        <w:t>[نص ممسوح OCR صُحِّح ترتيبه آلياً — قد يحتوي أخطاء طفيفة]</w:t>
       </w:r>
     </w:p>
     <w:p/>
@@ -299,7 +285,7 @@
         <w:br/>
         <w:t>(مرفق صك الحكم) وفي فترة الشك والريبة وثنباء نظر دعوى الولي المشار إلها اعلاه استغل المدعى عليه</w:t>
         <w:br/>
-        <w:t>ةكرش يف هصصح عيب يف هنع عيقوتلاب ماقو 20:دك1 هّللا همحري 20350 يلكوم ثروم نم هل ةحونمملا تالاكولا</w:t>
+        <w:t>الوكالات الممنوحة له من مورث موكلي 20350 يرحمه اللّه 1كد20: وقام بالتوقيع عنه في بيع حصصه في شركة</w:t>
         <w:br/>
         <w:t>احمد زيني التجارية (ذات مسئولية محدودة) سجل تجاري رقتم, 4030196102 من مورث موكلي داكة20:</w:t>
         <w:br/>
